--- a/content/Bios/Bruce_Bradshaw.docx
+++ b/content/Bios/Bruce_Bradshaw.docx
@@ -1,246 +1,8 @@
 
 <file path=word/document.xml><?xml version="1.0" encoding="utf-8"?>
-<w:document xmlns:w14="http://schemas.microsoft.com/office/word/2010/wordml" xmlns:wp14="http://schemas.microsoft.com/office/word/2010/wordprocessingDrawing" xmlns:w="http://schemas.openxmlformats.org/wordprocessingml/2006/main" xmlns:m="http://schemas.openxmlformats.org/officeDocument/2006/math" xmlns:r="http://schemas.openxmlformats.org/officeDocument/2006/relationships" xmlns:o="urn:schemas-microsoft-com:office:office" xmlns:v="urn:schemas-microsoft-com:vml" xmlns:w10="urn:schemas-microsoft-com:office:word" xmlns:a="http://schemas.openxmlformats.org/drawingml/2006/main" xmlns:pic="http://schemas.openxmlformats.org/drawingml/2006/picture" xmlns:wp="http://schemas.openxmlformats.org/drawingml/2006/wordprocessingDrawing" xmlns:mc="http://schemas.openxmlformats.org/markup-compatibility/2006" mc:Ignorable="w14 wp14">
+<w:document xmlns:ns1="http://schemas.openxmlformats.org/markup-compatibility/2006" xmlns:ns2="http://schemas.microsoft.com/office/word/2010/wordml" xmlns:w="http://schemas.openxmlformats.org/wordprocessingml/2006/main" ns1:Ignorable="w14 wp14">
   <w:body>
-    <w:p xmlns:wp14="http://schemas.microsoft.com/office/word/2010/wordml" wp14:textId="77777777">
-      <w:pPr>
-        <w:pStyle w:val="FirstParagraph"/>
-      </w:pPr>
-      <w:r>
-        <w:rPr/>
-        <w:t>2011 Hall of Fame Inductee Bruce Bradshaw – Pueblo/Colorado</w:t>
-      </w:r>
-      <w:r>
-        <w:rPr/>
-        <w:t xml:space="preserve"> </w:t>
-      </w:r>
-      <w:r>
-        <w:rPr/>
-        <w:t>Springs</w:t>
-      </w:r>
-      <w:r>
-        <w:rPr/>
-        <w:t xml:space="preserve"> </w:t>
-      </w:r>
-      <w:r>
-        <w:rPr/>
-        <w:t>Bruce</w:t>
-      </w:r>
-      <w:r>
-        <w:rPr/>
-        <w:t xml:space="preserve"> Bradshaw was born on March 15, </w:t>
-      </w:r>
-      <w:r>
-        <w:rPr/>
-        <w:t>1957</w:t>
-      </w:r>
-      <w:r>
-        <w:rPr/>
-        <w:t xml:space="preserve"> in Pueblo, Colorado to Janice and Robert</w:t>
-      </w:r>
-      <w:r>
-        <w:rPr/>
-        <w:t xml:space="preserve"> </w:t>
-      </w:r>
-      <w:r>
-        <w:rPr/>
-        <w:t>Bradshaw, Sr. Bruce graduated from Central High School. He had a master’s degree in</w:t>
-      </w:r>
-      <w:r>
-        <w:rPr/>
-        <w:t xml:space="preserve"> </w:t>
-      </w:r>
-      <w:r>
-        <w:rPr/>
-        <w:t>education and mass communications. Bruce lived in Pueblo, Colorado until his unexpected</w:t>
-      </w:r>
-      <w:r>
-        <w:rPr/>
-        <w:t xml:space="preserve"> </w:t>
-      </w:r>
-      <w:r>
-        <w:rPr/>
-        <w:t>death on June 8, 2010.</w:t>
-      </w:r>
-      <w:r>
-        <w:rPr/>
-        <w:t xml:space="preserve"> </w:t>
-      </w:r>
-      <w:r>
-        <w:rPr/>
-        <w:t>Bruce loved sports. In high school he played basketball and football, and during the summer</w:t>
-      </w:r>
-      <w:r>
-        <w:rPr/>
-        <w:t xml:space="preserve"> </w:t>
-      </w:r>
-      <w:r>
-        <w:rPr/>
-        <w:t xml:space="preserve">months he played baseball. In later </w:t>
-      </w:r>
-      <w:r>
-        <w:rPr/>
-        <w:t>years</w:t>
-      </w:r>
-      <w:r>
-        <w:rPr/>
-        <w:t xml:space="preserve"> when time </w:t>
-      </w:r>
-      <w:r>
-        <w:rPr/>
-        <w:t>permitted</w:t>
-      </w:r>
-      <w:r>
-        <w:rPr/>
-        <w:t>, Bruce loved playing golf,</w:t>
-      </w:r>
-      <w:r>
-        <w:rPr/>
-        <w:t xml:space="preserve"> </w:t>
-      </w:r>
-      <w:r>
-        <w:rPr/>
-        <w:t>traveling</w:t>
-      </w:r>
-      <w:r>
-        <w:rPr/>
-        <w:t xml:space="preserve"> and photography.</w:t>
-      </w:r>
-      <w:r>
-        <w:rPr/>
-        <w:t xml:space="preserve"> </w:t>
-      </w:r>
-      <w:r>
-        <w:rPr/>
-        <w:t>Bruce was an English teacher for 20 years at Wasson High School District No. 11. He was also</w:t>
-      </w:r>
-      <w:r>
-        <w:rPr/>
-        <w:t xml:space="preserve"> </w:t>
-      </w:r>
-      <w:r>
-        <w:rPr/>
-        <w:t xml:space="preserve">active in the AVID program there. </w:t>
-      </w:r>
-      <w:r>
-        <w:rPr/>
-        <w:t>He was the head boys’ basketball coach, as well as the golf</w:t>
-      </w:r>
-      <w:r>
-        <w:rPr/>
-        <w:t xml:space="preserve"> </w:t>
-      </w:r>
-      <w:r>
-        <w:rPr/>
-        <w:t>coach at Wasson.</w:t>
-      </w:r>
-      <w:r>
-        <w:rPr/>
-        <w:t xml:space="preserve"> </w:t>
-      </w:r>
-      <w:r>
-        <w:rPr/>
-        <w:t xml:space="preserve">Bruce </w:t>
-      </w:r>
-      <w:r>
-        <w:rPr/>
-        <w:t>umpired</w:t>
-      </w:r>
-      <w:r>
-        <w:rPr/>
-        <w:t xml:space="preserve"> for CHSBUA since 1992. He was the Area No. </w:t>
-      </w:r>
-      <w:r>
-        <w:rPr/>
-        <w:t>3’s</w:t>
-      </w:r>
-      <w:r>
-        <w:rPr/>
-        <w:t xml:space="preserve"> Director of the Colorado High</w:t>
-      </w:r>
-      <w:r>
-        <w:rPr/>
-        <w:t xml:space="preserve"> </w:t>
-      </w:r>
-      <w:r>
-        <w:rPr/>
-        <w:t>School Baseball Umpire Association for about 6 years. He also officiated several Colorado State</w:t>
-      </w:r>
-      <w:r>
-        <w:rPr/>
-        <w:t xml:space="preserve"> </w:t>
-      </w:r>
-      <w:r>
-        <w:rPr/>
-        <w:t>Championships. Bruce spent countless hours over 15 years at Runyon Field as the assignor for</w:t>
-      </w:r>
-      <w:r>
-        <w:rPr/>
-        <w:t xml:space="preserve"> </w:t>
-      </w:r>
-      <w:r>
-        <w:rPr/>
-        <w:t xml:space="preserve">the </w:t>
-      </w:r>
-      <w:r>
-        <w:rPr/>
-        <w:t>Andenucio</w:t>
-      </w:r>
-      <w:r>
-        <w:rPr/>
-        <w:t xml:space="preserve"> Baseball Tournaments.</w:t>
-      </w:r>
-      <w:r>
-        <w:rPr/>
-        <w:t xml:space="preserve"> </w:t>
-      </w:r>
-      <w:r>
-        <w:rPr/>
-        <w:t xml:space="preserve">Bruce was very well-known around the state of </w:t>
-      </w:r>
-      <w:r>
-        <w:rPr/>
-        <w:t>Colorado</w:t>
-      </w:r>
-      <w:r>
-        <w:rPr/>
-        <w:t xml:space="preserve"> and he was a mainstay for Southern</w:t>
-      </w:r>
-      <w:r>
-        <w:rPr/>
-        <w:t xml:space="preserve"> </w:t>
-      </w:r>
-      <w:r>
-        <w:rPr/>
-        <w:t>Colorado baseball organizations and tournaments.</w:t>
-      </w:r>
-    </w:p>
-    <w:p>
-      <w:pPr>
-        <w:pStyle w:val="BodyText"/>
-      </w:pPr>
-    </w:p>
-    <w:p>
-      <w:pPr>
-        <w:pStyle w:val="Heading2"/>
-        <w:spacing w:before="261" w:beforeAutospacing="off" w:after="261" w:afterAutospacing="off" w:line="300" w:lineRule="auto"/>
-      </w:pPr>
-      <w:r>
-        <w:rPr>
-          <w:rFonts w:ascii="Segoe UI" w:hAnsi="Segoe UI" w:eastAsia="Segoe UI" w:cs="Segoe UI"/>
-          <w:b w:val="1"/>
-          <w:bCs w:val="1"/>
-          <w:i w:val="0"/>
-          <w:iCs w:val="0"/>
-          <w:noProof w:val="0"/>
-          <w:sz w:val="31"/>
-          <w:szCs w:val="31"/>
-          <w:lang w:val="en-US"/>
-        </w:rPr>
-        <w:t>Revised Biography: Bruce Bradshaw</w:t>
-      </w:r>
-    </w:p>
-    <w:p>
+    <w:p ns2:paraId="3508F7E8" ns2:textId="65225829">
       <w:pPr>
         <w:spacing w:before="210" w:beforeAutospacing="off" w:after="210" w:afterAutospacing="off" w:line="300" w:lineRule="auto"/>
       </w:pPr>
@@ -259,7 +21,7 @@
         <w:t>2011 Hall of Fame Inductee – Pueblo / Colorado Springs</w:t>
       </w:r>
     </w:p>
-    <w:p>
+    <w:p ns2:paraId="089F6C91" ns2:textId="02636252">
       <w:pPr>
         <w:spacing w:before="210" w:beforeAutospacing="off" w:after="210" w:afterAutospacing="off" w:line="300" w:lineRule="auto"/>
         <w:rPr>
@@ -345,7 +107,7 @@
         <w:t xml:space="preserve"> and later earned a master’s degree in education and mass communications. Bruce lived his entire life in Pueblo until his unexpected passing on June 8, 2010.</w:t>
       </w:r>
     </w:p>
-    <w:p>
+    <w:p ns2:paraId="0DB28565" ns2:textId="6A4EA676">
       <w:pPr>
         <w:spacing w:before="210" w:beforeAutospacing="off" w:after="210" w:afterAutospacing="off" w:line="300" w:lineRule="auto"/>
         <w:rPr>
@@ -375,7 +137,7 @@
         <w:t>Bruce was a lifelong sports enthusiast. During high school, he played basketball and football and spent his summers on the baseball field. In later years, when time allowed, he enjoyed golf, traveling, and photography.</w:t>
       </w:r>
     </w:p>
-    <w:p>
+    <w:p ns2:paraId="5FF1035C" ns2:textId="4FBC587B">
       <w:pPr>
         <w:spacing w:before="210" w:beforeAutospacing="off" w:after="210" w:afterAutospacing="off" w:line="300" w:lineRule="auto"/>
         <w:rPr>
@@ -461,7 +223,7 @@
         <w:t>. He coached boys’ basketball and served as the school’s golf coach, making a lasting impact on countless students and athletes.</w:t>
       </w:r>
     </w:p>
-    <w:p>
+    <w:p ns2:paraId="32EF4EC3" ns2:textId="7CC73A20">
       <w:pPr>
         <w:spacing w:before="210" w:beforeAutospacing="off" w:after="210" w:afterAutospacing="off" w:line="300" w:lineRule="auto"/>
         <w:rPr>
@@ -589,7 +351,7 @@
         <w:t>, earning the respect of peers, coaches, and players across the region.</w:t>
       </w:r>
     </w:p>
-    <w:p>
+    <w:p ns2:paraId="65F63A4B" ns2:textId="5FA38D92">
       <w:pPr>
         <w:spacing w:before="210" w:beforeAutospacing="off" w:after="210" w:afterAutospacing="off" w:line="300" w:lineRule="auto"/>
         <w:rPr>
@@ -689,7 +451,7 @@
         <w:t>. His involvement made him a central figure in Southern Colorado baseball, and he became a well‑known and trusted presence at tournaments throughout the state.</w:t>
       </w:r>
     </w:p>
-    <w:p>
+    <w:p ns2:paraId="2F610E1F" ns2:textId="4D3542F8">
       <w:pPr>
         <w:spacing w:before="210" w:beforeAutospacing="off" w:after="210" w:afterAutospacing="off" w:line="300" w:lineRule="auto"/>
         <w:rPr>
@@ -747,7 +509,7 @@
         <w:t xml:space="preserve"> in both the classroom and on the baseball field.</w:t>
       </w:r>
     </w:p>
-    <w:p>
+    <w:p ns2:paraId="023AB4A9" ns2:textId="61CD8C3E">
       <w:pPr>
         <w:pStyle w:val="BodyText"/>
         <w:rPr>
